--- a/WebTechnology/bw.docx
+++ b/WebTechnology/bw.docx
@@ -3,6 +3,461 @@
 <w:document xmlns:wpc="http://schemas.microsoft.com/office/word/2010/wordprocessingCanvas" xmlns:cx="http://schemas.microsoft.com/office/drawing/2014/chartex" xmlns:cx1="http://schemas.microsoft.com/office/drawing/2015/9/8/chartex" xmlns:cx2="http://schemas.microsoft.com/office/drawing/2015/10/21/chartex" xmlns:cx3="http://schemas.microsoft.com/office/drawing/2016/5/9/chartex" xmlns:cx4="http://schemas.microsoft.com/office/drawing/2016/5/10/chartex" xmlns:cx5="http://schemas.microsoft.com/office/drawing/2016/5/11/chartex" xmlns:cx6="http://schemas.microsoft.com/office/drawing/2016/5/12/chartex" xmlns:cx7="http://schemas.microsoft.com/office/drawing/2016/5/13/chartex" xmlns:cx8="http://schemas.microsoft.com/office/drawing/2016/5/14/chartex" xmlns:mc="http://schemas.openxmlformats.org/markup-compatibility/2006" xmlns:aink="http://schemas.microsoft.com/office/drawing/2016/ink" xmlns:am3d="http://schemas.microsoft.com/office/drawing/2017/model3d" xmlns:o="urn:schemas-microsoft-com:office:office" xmlns:oel="http://schemas.microsoft.com/office/2019/extlst" xmlns:r="http://schemas.openxmlformats.org/officeDocument/2006/relationships" xmlns:m="http://schemas.openxmlformats.org/officeDocument/2006/math" xmlns:v="urn:schemas-microsoft-com:vml" xmlns:wp14="http://schemas.microsoft.com/office/word/2010/wordprocessingDrawing" xmlns:wp="http://schemas.openxmlformats.org/drawingml/2006/wordprocessingDrawing" xmlns:w10="urn:schemas-microsoft-com:office:word" xmlns:w="http://schemas.openxmlformats.org/wordprocessingml/2006/main" xmlns:w14="http://schemas.microsoft.com/office/word/2010/wordml" xmlns:w15="http://schemas.microsoft.com/office/word/2012/wordml" xmlns:w16cex="http://schemas.microsoft.com/office/word/2018/wordml/cex" xmlns:w16cid="http://schemas.microsoft.com/office/word/2016/wordml/cid" xmlns:w16="http://schemas.microsoft.com/office/word/2018/wordml" xmlns:w16du="http://schemas.microsoft.com/office/word/2023/wordml/word16du" xmlns:w16sdtdh="http://schemas.microsoft.com/office/word/2020/wordml/sdtdatahash" xmlns:w16sdtfl="http://schemas.microsoft.com/office/word/2024/wordml/sdtformatlock" xmlns:w16se="http://schemas.microsoft.com/office/word/2015/wordml/symex" xmlns:wpg="http://schemas.microsoft.com/office/word/2010/wordprocessingGroup" xmlns:wpi="http://schemas.microsoft.com/office/word/2010/wordprocessingInk" xmlns:wne="http://schemas.microsoft.com/office/word/2006/wordml" xmlns:wps="http://schemas.microsoft.com/office/word/2010/wordprocessingShape" mc:Ignorable="w14 w15 w16se w16cid w16 w16cex w16sdtdh w16sdtfl w16du wp14">
   <w:body>
     <w:p>
+      <w:pPr>
+        <w:tabs>
+          <w:tab w:val="left" w:pos="5954"/>
+        </w:tabs>
+      </w:pPr>
+      <w:r>
+        <w:drawing>
+          <wp:anchor distT="0" distB="0" distL="114300" distR="114300" simplePos="0" relativeHeight="251666432" behindDoc="0" locked="0" layoutInCell="1" allowOverlap="1" wp14:anchorId="7A0FD903" wp14:editId="77B96F93">
+            <wp:simplePos x="0" y="0"/>
+            <wp:positionH relativeFrom="column">
+              <wp:posOffset>2351405</wp:posOffset>
+            </wp:positionH>
+            <wp:positionV relativeFrom="paragraph">
+              <wp:posOffset>6726555</wp:posOffset>
+            </wp:positionV>
+            <wp:extent cx="4622293" cy="3337560"/>
+            <wp:effectExtent l="0" t="0" r="6985" b="0"/>
+            <wp:wrapNone/>
+            <wp:docPr id="849985589" name="Picture 1"/>
+            <wp:cNvGraphicFramePr>
+              <a:graphicFrameLocks xmlns:a="http://schemas.openxmlformats.org/drawingml/2006/main" noChangeAspect="1"/>
+            </wp:cNvGraphicFramePr>
+            <a:graphic xmlns:a="http://schemas.openxmlformats.org/drawingml/2006/main">
+              <a:graphicData uri="http://schemas.openxmlformats.org/drawingml/2006/picture">
+                <pic:pic xmlns:pic="http://schemas.openxmlformats.org/drawingml/2006/picture">
+                  <pic:nvPicPr>
+                    <pic:cNvPr id="849985589" name=""/>
+                    <pic:cNvPicPr/>
+                  </pic:nvPicPr>
+                  <pic:blipFill>
+                    <a:blip r:embed="rId5">
+                      <a:extLst>
+                        <a:ext uri="{28A0092B-C50C-407E-A947-70E740481C1C}">
+                          <a14:useLocalDpi xmlns:a14="http://schemas.microsoft.com/office/drawing/2010/main" val="0"/>
+                        </a:ext>
+                      </a:extLst>
+                    </a:blip>
+                    <a:stretch>
+                      <a:fillRect/>
+                    </a:stretch>
+                  </pic:blipFill>
+                  <pic:spPr>
+                    <a:xfrm>
+                      <a:off x="0" y="0"/>
+                      <a:ext cx="4622293" cy="3337560"/>
+                    </a:xfrm>
+                    <a:prstGeom prst="rect">
+                      <a:avLst/>
+                    </a:prstGeom>
+                  </pic:spPr>
+                </pic:pic>
+              </a:graphicData>
+            </a:graphic>
+            <wp14:sizeRelH relativeFrom="margin">
+              <wp14:pctWidth>0</wp14:pctWidth>
+            </wp14:sizeRelH>
+            <wp14:sizeRelV relativeFrom="margin">
+              <wp14:pctHeight>0</wp14:pctHeight>
+            </wp14:sizeRelV>
+          </wp:anchor>
+        </w:drawing>
+      </w:r>
+      <w:r>
+        <w:drawing>
+          <wp:anchor distT="0" distB="0" distL="114300" distR="114300" simplePos="0" relativeHeight="251665408" behindDoc="0" locked="0" layoutInCell="1" allowOverlap="1" wp14:anchorId="678FB9D5" wp14:editId="6053A557">
+            <wp:simplePos x="0" y="0"/>
+            <wp:positionH relativeFrom="column">
+              <wp:posOffset>4783455</wp:posOffset>
+            </wp:positionH>
+            <wp:positionV relativeFrom="paragraph">
+              <wp:posOffset>4015105</wp:posOffset>
+            </wp:positionV>
+            <wp:extent cx="2190681" cy="2606040"/>
+            <wp:effectExtent l="0" t="0" r="635" b="3810"/>
+            <wp:wrapNone/>
+            <wp:docPr id="960337390" name="Picture 1"/>
+            <wp:cNvGraphicFramePr>
+              <a:graphicFrameLocks xmlns:a="http://schemas.openxmlformats.org/drawingml/2006/main" noChangeAspect="1"/>
+            </wp:cNvGraphicFramePr>
+            <a:graphic xmlns:a="http://schemas.openxmlformats.org/drawingml/2006/main">
+              <a:graphicData uri="http://schemas.openxmlformats.org/drawingml/2006/picture">
+                <pic:pic xmlns:pic="http://schemas.openxmlformats.org/drawingml/2006/picture">
+                  <pic:nvPicPr>
+                    <pic:cNvPr id="960337390" name=""/>
+                    <pic:cNvPicPr/>
+                  </pic:nvPicPr>
+                  <pic:blipFill>
+                    <a:blip r:embed="rId6">
+                      <a:extLst>
+                        <a:ext uri="{28A0092B-C50C-407E-A947-70E740481C1C}">
+                          <a14:useLocalDpi xmlns:a14="http://schemas.microsoft.com/office/drawing/2010/main" val="0"/>
+                        </a:ext>
+                      </a:extLst>
+                    </a:blip>
+                    <a:stretch>
+                      <a:fillRect/>
+                    </a:stretch>
+                  </pic:blipFill>
+                  <pic:spPr>
+                    <a:xfrm>
+                      <a:off x="0" y="0"/>
+                      <a:ext cx="2190681" cy="2606040"/>
+                    </a:xfrm>
+                    <a:prstGeom prst="rect">
+                      <a:avLst/>
+                    </a:prstGeom>
+                  </pic:spPr>
+                </pic:pic>
+              </a:graphicData>
+            </a:graphic>
+            <wp14:sizeRelH relativeFrom="margin">
+              <wp14:pctWidth>0</wp14:pctWidth>
+            </wp14:sizeRelH>
+            <wp14:sizeRelV relativeFrom="margin">
+              <wp14:pctHeight>0</wp14:pctHeight>
+            </wp14:sizeRelV>
+          </wp:anchor>
+        </w:drawing>
+      </w:r>
+      <w:r>
+        <w:drawing>
+          <wp:anchor distT="0" distB="0" distL="114300" distR="114300" simplePos="0" relativeHeight="251664384" behindDoc="0" locked="0" layoutInCell="1" allowOverlap="1" wp14:anchorId="522DEDBC" wp14:editId="0AF2ED0F">
+            <wp:simplePos x="0" y="0"/>
+            <wp:positionH relativeFrom="column">
+              <wp:posOffset>-1905</wp:posOffset>
+            </wp:positionH>
+            <wp:positionV relativeFrom="paragraph">
+              <wp:posOffset>6116955</wp:posOffset>
+            </wp:positionV>
+            <wp:extent cx="1914792" cy="2295845"/>
+            <wp:effectExtent l="0" t="0" r="9525" b="9525"/>
+            <wp:wrapNone/>
+            <wp:docPr id="729337073" name="Picture 1"/>
+            <wp:cNvGraphicFramePr>
+              <a:graphicFrameLocks xmlns:a="http://schemas.openxmlformats.org/drawingml/2006/main" noChangeAspect="1"/>
+            </wp:cNvGraphicFramePr>
+            <a:graphic xmlns:a="http://schemas.openxmlformats.org/drawingml/2006/main">
+              <a:graphicData uri="http://schemas.openxmlformats.org/drawingml/2006/picture">
+                <pic:pic xmlns:pic="http://schemas.openxmlformats.org/drawingml/2006/picture">
+                  <pic:nvPicPr>
+                    <pic:cNvPr id="729337073" name=""/>
+                    <pic:cNvPicPr/>
+                  </pic:nvPicPr>
+                  <pic:blipFill>
+                    <a:blip r:embed="rId7">
+                      <a:extLst>
+                        <a:ext uri="{28A0092B-C50C-407E-A947-70E740481C1C}">
+                          <a14:useLocalDpi xmlns:a14="http://schemas.microsoft.com/office/drawing/2010/main" val="0"/>
+                        </a:ext>
+                      </a:extLst>
+                    </a:blip>
+                    <a:stretch>
+                      <a:fillRect/>
+                    </a:stretch>
+                  </pic:blipFill>
+                  <pic:spPr>
+                    <a:xfrm>
+                      <a:off x="0" y="0"/>
+                      <a:ext cx="1914792" cy="2295845"/>
+                    </a:xfrm>
+                    <a:prstGeom prst="rect">
+                      <a:avLst/>
+                    </a:prstGeom>
+                  </pic:spPr>
+                </pic:pic>
+              </a:graphicData>
+            </a:graphic>
+          </wp:anchor>
+        </w:drawing>
+      </w:r>
+      <w:r>
+        <w:drawing>
+          <wp:anchor distT="0" distB="0" distL="114300" distR="114300" simplePos="0" relativeHeight="251663360" behindDoc="0" locked="0" layoutInCell="1" allowOverlap="1" wp14:anchorId="7DCA3F09" wp14:editId="41F5BD94">
+            <wp:simplePos x="0" y="0"/>
+            <wp:positionH relativeFrom="column">
+              <wp:posOffset>-1905</wp:posOffset>
+            </wp:positionH>
+            <wp:positionV relativeFrom="paragraph">
+              <wp:posOffset>3830955</wp:posOffset>
+            </wp:positionV>
+            <wp:extent cx="2033546" cy="2179320"/>
+            <wp:effectExtent l="0" t="0" r="5080" b="0"/>
+            <wp:wrapNone/>
+            <wp:docPr id="1900466678" name="Picture 1"/>
+            <wp:cNvGraphicFramePr>
+              <a:graphicFrameLocks xmlns:a="http://schemas.openxmlformats.org/drawingml/2006/main" noChangeAspect="1"/>
+            </wp:cNvGraphicFramePr>
+            <a:graphic xmlns:a="http://schemas.openxmlformats.org/drawingml/2006/main">
+              <a:graphicData uri="http://schemas.openxmlformats.org/drawingml/2006/picture">
+                <pic:pic xmlns:pic="http://schemas.openxmlformats.org/drawingml/2006/picture">
+                  <pic:nvPicPr>
+                    <pic:cNvPr id="1900466678" name=""/>
+                    <pic:cNvPicPr/>
+                  </pic:nvPicPr>
+                  <pic:blipFill>
+                    <a:blip r:embed="rId8">
+                      <a:extLst>
+                        <a:ext uri="{28A0092B-C50C-407E-A947-70E740481C1C}">
+                          <a14:useLocalDpi xmlns:a14="http://schemas.microsoft.com/office/drawing/2010/main" val="0"/>
+                        </a:ext>
+                      </a:extLst>
+                    </a:blip>
+                    <a:stretch>
+                      <a:fillRect/>
+                    </a:stretch>
+                  </pic:blipFill>
+                  <pic:spPr>
+                    <a:xfrm>
+                      <a:off x="0" y="0"/>
+                      <a:ext cx="2033546" cy="2179320"/>
+                    </a:xfrm>
+                    <a:prstGeom prst="rect">
+                      <a:avLst/>
+                    </a:prstGeom>
+                  </pic:spPr>
+                </pic:pic>
+              </a:graphicData>
+            </a:graphic>
+            <wp14:sizeRelH relativeFrom="margin">
+              <wp14:pctWidth>0</wp14:pctWidth>
+            </wp14:sizeRelH>
+            <wp14:sizeRelV relativeFrom="margin">
+              <wp14:pctHeight>0</wp14:pctHeight>
+            </wp14:sizeRelV>
+          </wp:anchor>
+        </w:drawing>
+      </w:r>
+      <w:r>
+        <w:drawing>
+          <wp:anchor distT="0" distB="0" distL="114300" distR="114300" simplePos="0" relativeHeight="251662336" behindDoc="0" locked="0" layoutInCell="1" allowOverlap="1" wp14:anchorId="0263BF3A" wp14:editId="29463BEC">
+            <wp:simplePos x="0" y="0"/>
+            <wp:positionH relativeFrom="column">
+              <wp:posOffset>4737795</wp:posOffset>
+            </wp:positionH>
+            <wp:positionV relativeFrom="paragraph">
+              <wp:posOffset>-1905</wp:posOffset>
+            </wp:positionV>
+            <wp:extent cx="2113280" cy="3875516"/>
+            <wp:effectExtent l="0" t="0" r="1270" b="0"/>
+            <wp:wrapNone/>
+            <wp:docPr id="162001487" name="Picture 1"/>
+            <wp:cNvGraphicFramePr>
+              <a:graphicFrameLocks xmlns:a="http://schemas.openxmlformats.org/drawingml/2006/main" noChangeAspect="1"/>
+            </wp:cNvGraphicFramePr>
+            <a:graphic xmlns:a="http://schemas.openxmlformats.org/drawingml/2006/main">
+              <a:graphicData uri="http://schemas.openxmlformats.org/drawingml/2006/picture">
+                <pic:pic xmlns:pic="http://schemas.openxmlformats.org/drawingml/2006/picture">
+                  <pic:nvPicPr>
+                    <pic:cNvPr id="162001487" name=""/>
+                    <pic:cNvPicPr/>
+                  </pic:nvPicPr>
+                  <pic:blipFill>
+                    <a:blip r:embed="rId9">
+                      <a:extLst>
+                        <a:ext uri="{28A0092B-C50C-407E-A947-70E740481C1C}">
+                          <a14:useLocalDpi xmlns:a14="http://schemas.microsoft.com/office/drawing/2010/main" val="0"/>
+                        </a:ext>
+                      </a:extLst>
+                    </a:blip>
+                    <a:stretch>
+                      <a:fillRect/>
+                    </a:stretch>
+                  </pic:blipFill>
+                  <pic:spPr>
+                    <a:xfrm>
+                      <a:off x="0" y="0"/>
+                      <a:ext cx="2113280" cy="3875516"/>
+                    </a:xfrm>
+                    <a:prstGeom prst="rect">
+                      <a:avLst/>
+                    </a:prstGeom>
+                  </pic:spPr>
+                </pic:pic>
+              </a:graphicData>
+            </a:graphic>
+            <wp14:sizeRelH relativeFrom="margin">
+              <wp14:pctWidth>0</wp14:pctWidth>
+            </wp14:sizeRelH>
+            <wp14:sizeRelV relativeFrom="margin">
+              <wp14:pctHeight>0</wp14:pctHeight>
+            </wp14:sizeRelV>
+          </wp:anchor>
+        </w:drawing>
+      </w:r>
+      <w:r>
+        <w:drawing>
+          <wp:anchor distT="0" distB="0" distL="114300" distR="114300" simplePos="0" relativeHeight="251661312" behindDoc="0" locked="0" layoutInCell="1" allowOverlap="1" wp14:anchorId="5355CEFA" wp14:editId="49D19A8D">
+            <wp:simplePos x="0" y="0"/>
+            <wp:positionH relativeFrom="column">
+              <wp:posOffset>1644016</wp:posOffset>
+            </wp:positionH>
+            <wp:positionV relativeFrom="paragraph">
+              <wp:posOffset>1263015</wp:posOffset>
+            </wp:positionV>
+            <wp:extent cx="2590800" cy="1711627"/>
+            <wp:effectExtent l="0" t="0" r="0" b="3175"/>
+            <wp:wrapNone/>
+            <wp:docPr id="525999183" name="Picture 1"/>
+            <wp:cNvGraphicFramePr>
+              <a:graphicFrameLocks xmlns:a="http://schemas.openxmlformats.org/drawingml/2006/main" noChangeAspect="1"/>
+            </wp:cNvGraphicFramePr>
+            <a:graphic xmlns:a="http://schemas.openxmlformats.org/drawingml/2006/main">
+              <a:graphicData uri="http://schemas.openxmlformats.org/drawingml/2006/picture">
+                <pic:pic xmlns:pic="http://schemas.openxmlformats.org/drawingml/2006/picture">
+                  <pic:nvPicPr>
+                    <pic:cNvPr id="525999183" name=""/>
+                    <pic:cNvPicPr/>
+                  </pic:nvPicPr>
+                  <pic:blipFill>
+                    <a:blip r:embed="rId10">
+                      <a:extLst>
+                        <a:ext uri="{28A0092B-C50C-407E-A947-70E740481C1C}">
+                          <a14:useLocalDpi xmlns:a14="http://schemas.microsoft.com/office/drawing/2010/main" val="0"/>
+                        </a:ext>
+                      </a:extLst>
+                    </a:blip>
+                    <a:stretch>
+                      <a:fillRect/>
+                    </a:stretch>
+                  </pic:blipFill>
+                  <pic:spPr>
+                    <a:xfrm>
+                      <a:off x="0" y="0"/>
+                      <a:ext cx="2592944" cy="1713043"/>
+                    </a:xfrm>
+                    <a:prstGeom prst="rect">
+                      <a:avLst/>
+                    </a:prstGeom>
+                  </pic:spPr>
+                </pic:pic>
+              </a:graphicData>
+            </a:graphic>
+            <wp14:sizeRelH relativeFrom="margin">
+              <wp14:pctWidth>0</wp14:pctWidth>
+            </wp14:sizeRelH>
+            <wp14:sizeRelV relativeFrom="margin">
+              <wp14:pctHeight>0</wp14:pctHeight>
+            </wp14:sizeRelV>
+          </wp:anchor>
+        </w:drawing>
+      </w:r>
+      <w:r>
+        <w:drawing>
+          <wp:anchor distT="0" distB="0" distL="114300" distR="114300" simplePos="0" relativeHeight="251660288" behindDoc="0" locked="0" layoutInCell="1" allowOverlap="1" wp14:anchorId="101117E3" wp14:editId="247D1F8F">
+            <wp:simplePos x="0" y="0"/>
+            <wp:positionH relativeFrom="column">
+              <wp:posOffset>1781175</wp:posOffset>
+            </wp:positionH>
+            <wp:positionV relativeFrom="paragraph">
+              <wp:posOffset>-1270</wp:posOffset>
+            </wp:positionV>
+            <wp:extent cx="2881135" cy="1188720"/>
+            <wp:effectExtent l="0" t="0" r="0" b="0"/>
+            <wp:wrapNone/>
+            <wp:docPr id="412776381" name="Picture 1"/>
+            <wp:cNvGraphicFramePr>
+              <a:graphicFrameLocks xmlns:a="http://schemas.openxmlformats.org/drawingml/2006/main" noChangeAspect="1"/>
+            </wp:cNvGraphicFramePr>
+            <a:graphic xmlns:a="http://schemas.openxmlformats.org/drawingml/2006/main">
+              <a:graphicData uri="http://schemas.openxmlformats.org/drawingml/2006/picture">
+                <pic:pic xmlns:pic="http://schemas.openxmlformats.org/drawingml/2006/picture">
+                  <pic:nvPicPr>
+                    <pic:cNvPr id="412776381" name=""/>
+                    <pic:cNvPicPr/>
+                  </pic:nvPicPr>
+                  <pic:blipFill>
+                    <a:blip r:embed="rId11" cstate="print">
+                      <a:extLst>
+                        <a:ext uri="{28A0092B-C50C-407E-A947-70E740481C1C}">
+                          <a14:useLocalDpi xmlns:a14="http://schemas.microsoft.com/office/drawing/2010/main" val="0"/>
+                        </a:ext>
+                      </a:extLst>
+                    </a:blip>
+                    <a:stretch>
+                      <a:fillRect/>
+                    </a:stretch>
+                  </pic:blipFill>
+                  <pic:spPr>
+                    <a:xfrm>
+                      <a:off x="0" y="0"/>
+                      <a:ext cx="2881135" cy="1188720"/>
+                    </a:xfrm>
+                    <a:prstGeom prst="rect">
+                      <a:avLst/>
+                    </a:prstGeom>
+                  </pic:spPr>
+                </pic:pic>
+              </a:graphicData>
+            </a:graphic>
+            <wp14:sizeRelH relativeFrom="margin">
+              <wp14:pctWidth>0</wp14:pctWidth>
+            </wp14:sizeRelH>
+            <wp14:sizeRelV relativeFrom="margin">
+              <wp14:pctHeight>0</wp14:pctHeight>
+            </wp14:sizeRelV>
+          </wp:anchor>
+        </w:drawing>
+      </w:r>
+      <w:r>
+        <w:drawing>
+          <wp:anchor distT="0" distB="0" distL="114300" distR="114300" simplePos="0" relativeHeight="251659264" behindDoc="0" locked="0" layoutInCell="1" allowOverlap="1" wp14:anchorId="0AB0FB3B" wp14:editId="49AB7781">
+            <wp:simplePos x="0" y="0"/>
+            <wp:positionH relativeFrom="column">
+              <wp:posOffset>-1905</wp:posOffset>
+            </wp:positionH>
+            <wp:positionV relativeFrom="paragraph">
+              <wp:posOffset>1148715</wp:posOffset>
+            </wp:positionV>
+            <wp:extent cx="1551670" cy="2571750"/>
+            <wp:effectExtent l="0" t="0" r="0" b="0"/>
+            <wp:wrapNone/>
+            <wp:docPr id="444366059" name="Picture 1"/>
+            <wp:cNvGraphicFramePr>
+              <a:graphicFrameLocks xmlns:a="http://schemas.openxmlformats.org/drawingml/2006/main" noChangeAspect="1"/>
+            </wp:cNvGraphicFramePr>
+            <a:graphic xmlns:a="http://schemas.openxmlformats.org/drawingml/2006/main">
+              <a:graphicData uri="http://schemas.openxmlformats.org/drawingml/2006/picture">
+                <pic:pic xmlns:pic="http://schemas.openxmlformats.org/drawingml/2006/picture">
+                  <pic:nvPicPr>
+                    <pic:cNvPr id="444366059" name=""/>
+                    <pic:cNvPicPr/>
+                  </pic:nvPicPr>
+                  <pic:blipFill>
+                    <a:blip r:embed="rId12">
+                      <a:extLst>
+                        <a:ext uri="{28A0092B-C50C-407E-A947-70E740481C1C}">
+                          <a14:useLocalDpi xmlns:a14="http://schemas.microsoft.com/office/drawing/2010/main" val="0"/>
+                        </a:ext>
+                      </a:extLst>
+                    </a:blip>
+                    <a:stretch>
+                      <a:fillRect/>
+                    </a:stretch>
+                  </pic:blipFill>
+                  <pic:spPr>
+                    <a:xfrm>
+                      <a:off x="0" y="0"/>
+                      <a:ext cx="1551670" cy="2571750"/>
+                    </a:xfrm>
+                    <a:prstGeom prst="rect">
+                      <a:avLst/>
+                    </a:prstGeom>
+                  </pic:spPr>
+                </pic:pic>
+              </a:graphicData>
+            </a:graphic>
+            <wp14:sizeRelH relativeFrom="margin">
+              <wp14:pctWidth>0</wp14:pctWidth>
+            </wp14:sizeRelH>
+            <wp14:sizeRelV relativeFrom="margin">
+              <wp14:pctHeight>0</wp14:pctHeight>
+            </wp14:sizeRelV>
+          </wp:anchor>
+        </w:drawing>
+      </w:r>
       <w:r>
         <w:drawing>
           <wp:anchor distT="0" distB="0" distL="114300" distR="114300" simplePos="0" relativeHeight="251658240" behindDoc="0" locked="0" layoutInCell="1" allowOverlap="1" wp14:anchorId="69E0C6FD" wp14:editId="65C170C3">
@@ -28,7 +483,7 @@
                     <pic:cNvPicPr/>
                   </pic:nvPicPr>
                   <pic:blipFill>
-                    <a:blip r:embed="rId5">
+                    <a:blip r:embed="rId13">
                       <a:extLst>
                         <a:ext uri="{28A0092B-C50C-407E-A947-70E740481C1C}">
                           <a14:useLocalDpi xmlns:a14="http://schemas.microsoft.com/office/drawing/2010/main" val="0"/>
@@ -43,6 +498,180 @@
                     <a:xfrm>
                       <a:off x="0" y="0"/>
                       <a:ext cx="1700002" cy="1043860"/>
+                    </a:xfrm>
+                    <a:prstGeom prst="rect">
+                      <a:avLst/>
+                    </a:prstGeom>
+                  </pic:spPr>
+                </pic:pic>
+              </a:graphicData>
+            </a:graphic>
+            <wp14:sizeRelH relativeFrom="margin">
+              <wp14:pctWidth>0</wp14:pctWidth>
+            </wp14:sizeRelH>
+            <wp14:sizeRelV relativeFrom="margin">
+              <wp14:pctHeight>0</wp14:pctHeight>
+            </wp14:sizeRelV>
+          </wp:anchor>
+        </w:drawing>
+      </w:r>
+    </w:p>
+    <w:p/>
+    <w:p/>
+    <w:p/>
+    <w:p/>
+    <w:p/>
+    <w:p/>
+    <w:p/>
+    <w:p/>
+    <w:p/>
+    <w:p/>
+    <w:p/>
+    <w:p/>
+    <w:p/>
+    <w:p/>
+    <w:p>
+      <w:pPr>
+        <w:tabs>
+          <w:tab w:val="left" w:pos="4152"/>
+        </w:tabs>
+      </w:pPr>
+      <w:r>
+        <w:tab/>
+      </w:r>
+    </w:p>
+    <w:p>
+      <w:r>
+        <w:br w:type="page"/>
+      </w:r>
+    </w:p>
+    <w:p>
+      <w:pPr>
+        <w:tabs>
+          <w:tab w:val="left" w:pos="4152"/>
+        </w:tabs>
+      </w:pPr>
+      <w:r>
+        <w:lastRenderedPageBreak/>
+        <w:drawing>
+          <wp:anchor distT="0" distB="0" distL="114300" distR="114300" simplePos="0" relativeHeight="251667456" behindDoc="0" locked="0" layoutInCell="1" allowOverlap="1" wp14:anchorId="2A278FC9" wp14:editId="4D3C3E7D">
+            <wp:simplePos x="0" y="0"/>
+            <wp:positionH relativeFrom="column">
+              <wp:posOffset>-131445</wp:posOffset>
+            </wp:positionH>
+            <wp:positionV relativeFrom="paragraph">
+              <wp:posOffset>-153670</wp:posOffset>
+            </wp:positionV>
+            <wp:extent cx="5029341" cy="2827020"/>
+            <wp:effectExtent l="0" t="0" r="0" b="0"/>
+            <wp:wrapNone/>
+            <wp:docPr id="839972439" name="Picture 1"/>
+            <wp:cNvGraphicFramePr>
+              <a:graphicFrameLocks xmlns:a="http://schemas.openxmlformats.org/drawingml/2006/main" noChangeAspect="1"/>
+            </wp:cNvGraphicFramePr>
+            <a:graphic xmlns:a="http://schemas.openxmlformats.org/drawingml/2006/main">
+              <a:graphicData uri="http://schemas.openxmlformats.org/drawingml/2006/picture">
+                <pic:pic xmlns:pic="http://schemas.openxmlformats.org/drawingml/2006/picture">
+                  <pic:nvPicPr>
+                    <pic:cNvPr id="839972439" name=""/>
+                    <pic:cNvPicPr/>
+                  </pic:nvPicPr>
+                  <pic:blipFill>
+                    <a:blip r:embed="rId14">
+                      <a:extLst>
+                        <a:ext uri="{28A0092B-C50C-407E-A947-70E740481C1C}">
+                          <a14:useLocalDpi xmlns:a14="http://schemas.microsoft.com/office/drawing/2010/main" val="0"/>
+                        </a:ext>
+                      </a:extLst>
+                    </a:blip>
+                    <a:stretch>
+                      <a:fillRect/>
+                    </a:stretch>
+                  </pic:blipFill>
+                  <pic:spPr>
+                    <a:xfrm>
+                      <a:off x="0" y="0"/>
+                      <a:ext cx="5029341" cy="2827020"/>
+                    </a:xfrm>
+                    <a:prstGeom prst="rect">
+                      <a:avLst/>
+                    </a:prstGeom>
+                  </pic:spPr>
+                </pic:pic>
+              </a:graphicData>
+            </a:graphic>
+            <wp14:sizeRelH relativeFrom="margin">
+              <wp14:pctWidth>0</wp14:pctWidth>
+            </wp14:sizeRelH>
+            <wp14:sizeRelV relativeFrom="margin">
+              <wp14:pctHeight>0</wp14:pctHeight>
+            </wp14:sizeRelV>
+          </wp:anchor>
+        </w:drawing>
+      </w:r>
+    </w:p>
+    <w:p/>
+    <w:p/>
+    <w:p/>
+    <w:p/>
+    <w:p/>
+    <w:p/>
+    <w:p>
+      <w:pPr>
+        <w:tabs>
+          <w:tab w:val="left" w:pos="8484"/>
+        </w:tabs>
+      </w:pPr>
+      <w:r>
+        <w:tab/>
+      </w:r>
+    </w:p>
+    <w:p>
+      <w:pPr>
+        <w:tabs>
+          <w:tab w:val="left" w:pos="8484"/>
+        </w:tabs>
+      </w:pPr>
+      <w:r>
+        <w:drawing>
+          <wp:anchor distT="0" distB="0" distL="114300" distR="114300" simplePos="0" relativeHeight="251668480" behindDoc="0" locked="0" layoutInCell="1" allowOverlap="1" wp14:anchorId="3FA7A910" wp14:editId="1FE6D4CD">
+            <wp:simplePos x="0" y="0"/>
+            <wp:positionH relativeFrom="column">
+              <wp:posOffset>-131445</wp:posOffset>
+            </wp:positionH>
+            <wp:positionV relativeFrom="paragraph">
+              <wp:posOffset>494030</wp:posOffset>
+            </wp:positionV>
+            <wp:extent cx="4895162" cy="3154680"/>
+            <wp:effectExtent l="0" t="0" r="1270" b="7620"/>
+            <wp:wrapNone/>
+            <wp:docPr id="1178860074" name="Picture 1"/>
+            <wp:cNvGraphicFramePr>
+              <a:graphicFrameLocks xmlns:a="http://schemas.openxmlformats.org/drawingml/2006/main" noChangeAspect="1"/>
+            </wp:cNvGraphicFramePr>
+            <a:graphic xmlns:a="http://schemas.openxmlformats.org/drawingml/2006/main">
+              <a:graphicData uri="http://schemas.openxmlformats.org/drawingml/2006/picture">
+                <pic:pic xmlns:pic="http://schemas.openxmlformats.org/drawingml/2006/picture">
+                  <pic:nvPicPr>
+                    <pic:cNvPr id="1178860074" name=""/>
+                    <pic:cNvPicPr/>
+                  </pic:nvPicPr>
+                  <pic:blipFill>
+                    <a:blip r:embed="rId15">
+                      <a:extLst>
+                        <a:ext uri="{28A0092B-C50C-407E-A947-70E740481C1C}">
+                          <a14:useLocalDpi xmlns:a14="http://schemas.microsoft.com/office/drawing/2010/main" val="0"/>
+                        </a:ext>
+                      </a:extLst>
+                    </a:blip>
+                    <a:stretch>
+                      <a:fillRect/>
+                    </a:stretch>
+                  </pic:blipFill>
+                  <pic:spPr>
+                    <a:xfrm>
+                      <a:off x="0" y="0"/>
+                      <a:ext cx="4895162" cy="3154680"/>
                     </a:xfrm>
                     <a:prstGeom prst="rect">
                       <a:avLst/>
